--- a/README.docx
+++ b/README.docx
@@ -7,25 +7,43 @@
         <w:pStyle w:val="PlainText"/>
         <w:rPr>
           <w:rFonts w:ascii="Courier New" w:hAnsi="Courier New" w:cs="Courier New"/>
-        </w:rPr>
-      </w:pPr>
-      <w:r>
-        <w:rPr>
-          <w:rFonts w:ascii="Courier New" w:hAnsi="Courier New" w:cs="Courier New"/>
-        </w:rPr>
-        <w:t>[![Review Assignment Due Date](https://classroom.github.com/assets/deadline-readme-button-22041afd0340ce965d47ae6ef1cefeee28c7c493a6346c4f15d667ab976d596c.svg)](https://classroom.github.com/a/eHp3Q3e9)</w:t>
-      </w:r>
-    </w:p>
-    <w:p>
-      <w:pPr>
-        <w:pStyle w:val="PlainText"/>
-        <w:rPr>
-          <w:rFonts w:ascii="Courier New" w:hAnsi="Courier New" w:cs="Courier New"/>
-        </w:rPr>
-      </w:pPr>
-      <w:r>
-        <w:rPr>
-          <w:rFonts w:ascii="Courier New" w:hAnsi="Courier New" w:cs="Courier New"/>
+          <w:sz w:val="24"/>
+          <w:szCs w:val="24"/>
+        </w:rPr>
+      </w:pPr>
+      <w:proofErr w:type="gramStart"/>
+      <w:r>
+        <w:rPr>
+          <w:rFonts w:ascii="Courier New" w:hAnsi="Courier New" w:cs="Courier New"/>
+          <w:sz w:val="24"/>
+          <w:szCs w:val="24"/>
+        </w:rPr>
+        <w:t>[![</w:t>
+      </w:r>
+      <w:proofErr w:type="gramEnd"/>
+      <w:r>
+        <w:rPr>
+          <w:rFonts w:ascii="Courier New" w:hAnsi="Courier New" w:cs="Courier New"/>
+          <w:sz w:val="24"/>
+          <w:szCs w:val="24"/>
+        </w:rPr>
+        <w:t>Review Assignment Due Date](https://classroom.github.com/assets/deadline-readme-button-22041afd0340ce965d47ae6ef1cefeee28c7c493a6346c4f15d667ab976d596c.svg)](https://classroom.github.com/a/eHp3Q3e9)</w:t>
+      </w:r>
+    </w:p>
+    <w:p>
+      <w:pPr>
+        <w:pStyle w:val="PlainText"/>
+        <w:rPr>
+          <w:rFonts w:ascii="Courier New" w:hAnsi="Courier New" w:cs="Courier New"/>
+          <w:sz w:val="24"/>
+          <w:szCs w:val="24"/>
+        </w:rPr>
+      </w:pPr>
+      <w:r>
+        <w:rPr>
+          <w:rFonts w:ascii="Courier New" w:hAnsi="Courier New" w:cs="Courier New"/>
+          <w:sz w:val="24"/>
+          <w:szCs w:val="24"/>
         </w:rPr>
         <w:t># MGP_2526</w:t>
       </w:r>
@@ -35,11 +53,15 @@
         <w:pStyle w:val="PlainText"/>
         <w:rPr>
           <w:rFonts w:ascii="Courier New" w:hAnsi="Courier New" w:cs="Courier New"/>
-        </w:rPr>
-      </w:pPr>
-      <w:r>
-        <w:rPr>
-          <w:rFonts w:ascii="Courier New" w:hAnsi="Courier New" w:cs="Courier New"/>
+          <w:sz w:val="24"/>
+          <w:szCs w:val="24"/>
+        </w:rPr>
+      </w:pPr>
+      <w:r>
+        <w:rPr>
+          <w:rFonts w:ascii="Courier New" w:hAnsi="Courier New" w:cs="Courier New"/>
+          <w:sz w:val="24"/>
+          <w:szCs w:val="24"/>
         </w:rPr>
         <w:t>The assessment repo for 2526</w:t>
       </w:r>
@@ -49,47 +71,53 @@
         <w:pStyle w:val="PlainText"/>
         <w:rPr>
           <w:rFonts w:ascii="Courier New" w:hAnsi="Courier New" w:cs="Courier New"/>
-        </w:rPr>
-      </w:pPr>
-    </w:p>
-    <w:p>
-      <w:pPr>
-        <w:pStyle w:val="PlainText"/>
-        <w:rPr>
-          <w:rFonts w:ascii="Courier New" w:hAnsi="Courier New" w:cs="Courier New"/>
-        </w:rPr>
-      </w:pPr>
-    </w:p>
-    <w:p>
-      <w:pPr>
-        <w:pStyle w:val="PlainText"/>
-        <w:rPr>
-          <w:rFonts w:ascii="Courier New" w:hAnsi="Courier New" w:cs="Courier New"/>
-        </w:rPr>
-      </w:pPr>
-      <w:r>
-        <w:rPr>
-          <w:rFonts w:ascii="Courier New" w:hAnsi="Courier New" w:cs="Courier New"/>
-        </w:rPr>
-        <w:t>Keano J</w:t>
-      </w:r>
-      <w:r>
-        <w:rPr>
-          <w:rFonts w:ascii="Courier New" w:hAnsi="Courier New" w:cs="Courier New"/>
-        </w:rPr>
-        <w:t>onas</w:t>
-      </w:r>
-    </w:p>
-    <w:p>
-      <w:pPr>
-        <w:pStyle w:val="PlainText"/>
-        <w:rPr>
-          <w:rFonts w:ascii="Courier New" w:hAnsi="Courier New" w:cs="Courier New"/>
-        </w:rPr>
-      </w:pPr>
-      <w:r>
-        <w:rPr>
-          <w:rFonts w:ascii="Courier New" w:hAnsi="Courier New" w:cs="Courier New"/>
+          <w:sz w:val="24"/>
+          <w:szCs w:val="24"/>
+        </w:rPr>
+      </w:pPr>
+    </w:p>
+    <w:p>
+      <w:pPr>
+        <w:pStyle w:val="PlainText"/>
+        <w:rPr>
+          <w:rFonts w:ascii="Courier New" w:hAnsi="Courier New" w:cs="Courier New"/>
+          <w:sz w:val="24"/>
+          <w:szCs w:val="24"/>
+        </w:rPr>
+      </w:pPr>
+    </w:p>
+    <w:p>
+      <w:pPr>
+        <w:pStyle w:val="PlainText"/>
+        <w:rPr>
+          <w:rFonts w:ascii="Courier New" w:hAnsi="Courier New" w:cs="Courier New"/>
+          <w:sz w:val="24"/>
+          <w:szCs w:val="24"/>
+        </w:rPr>
+      </w:pPr>
+      <w:r>
+        <w:rPr>
+          <w:rFonts w:ascii="Courier New" w:hAnsi="Courier New" w:cs="Courier New"/>
+          <w:sz w:val="24"/>
+          <w:szCs w:val="24"/>
+        </w:rPr>
+        <w:t>Keano Jonas</w:t>
+      </w:r>
+    </w:p>
+    <w:p>
+      <w:pPr>
+        <w:pStyle w:val="PlainText"/>
+        <w:rPr>
+          <w:rFonts w:ascii="Courier New" w:hAnsi="Courier New" w:cs="Courier New"/>
+          <w:sz w:val="24"/>
+          <w:szCs w:val="24"/>
+        </w:rPr>
+      </w:pPr>
+      <w:r>
+        <w:rPr>
+          <w:rFonts w:ascii="Courier New" w:hAnsi="Courier New" w:cs="Courier New"/>
+          <w:sz w:val="24"/>
+          <w:szCs w:val="24"/>
         </w:rPr>
         <w:t>25913374</w:t>
       </w:r>
@@ -99,11 +127,15 @@
         <w:pStyle w:val="PlainText"/>
         <w:rPr>
           <w:rFonts w:ascii="Courier New" w:hAnsi="Courier New" w:cs="Courier New"/>
-        </w:rPr>
-      </w:pPr>
-      <w:r>
-        <w:rPr>
-          <w:rFonts w:ascii="Courier New" w:hAnsi="Courier New" w:cs="Courier New"/>
+          <w:sz w:val="24"/>
+          <w:szCs w:val="24"/>
+        </w:rPr>
+      </w:pPr>
+      <w:r>
+        <w:rPr>
+          <w:rFonts w:ascii="Courier New" w:hAnsi="Courier New" w:cs="Courier New"/>
+          <w:sz w:val="24"/>
+          <w:szCs w:val="24"/>
         </w:rPr>
         <w:t>Mechanics and Gameplay</w:t>
       </w:r>
@@ -113,11 +145,15 @@
         <w:pStyle w:val="PlainText"/>
         <w:rPr>
           <w:rFonts w:ascii="Courier New" w:hAnsi="Courier New" w:cs="Courier New"/>
-        </w:rPr>
-      </w:pPr>
-      <w:r>
-        <w:rPr>
-          <w:rFonts w:ascii="Courier New" w:hAnsi="Courier New" w:cs="Courier New"/>
+          <w:sz w:val="24"/>
+          <w:szCs w:val="24"/>
+        </w:rPr>
+      </w:pPr>
+      <w:r>
+        <w:rPr>
+          <w:rFonts w:ascii="Courier New" w:hAnsi="Courier New" w:cs="Courier New"/>
+          <w:sz w:val="24"/>
+          <w:szCs w:val="24"/>
         </w:rPr>
         <w:t>Game Development Portfolio</w:t>
       </w:r>
@@ -127,19 +163,25 @@
         <w:pStyle w:val="PlainText"/>
         <w:rPr>
           <w:rFonts w:ascii="Courier New" w:hAnsi="Courier New" w:cs="Courier New"/>
-        </w:rPr>
-      </w:pPr>
-    </w:p>
-    <w:p>
-      <w:pPr>
-        <w:pStyle w:val="PlainText"/>
-        <w:rPr>
-          <w:rFonts w:ascii="Courier New" w:hAnsi="Courier New" w:cs="Courier New"/>
-        </w:rPr>
-      </w:pPr>
-      <w:r>
-        <w:rPr>
-          <w:rFonts w:ascii="Courier New" w:hAnsi="Courier New" w:cs="Courier New"/>
+          <w:sz w:val="24"/>
+          <w:szCs w:val="24"/>
+        </w:rPr>
+      </w:pPr>
+    </w:p>
+    <w:p>
+      <w:pPr>
+        <w:pStyle w:val="PlainText"/>
+        <w:rPr>
+          <w:rFonts w:ascii="Courier New" w:hAnsi="Courier New" w:cs="Courier New"/>
+          <w:sz w:val="24"/>
+          <w:szCs w:val="24"/>
+        </w:rPr>
+      </w:pPr>
+      <w:r>
+        <w:rPr>
+          <w:rFonts w:ascii="Courier New" w:hAnsi="Courier New" w:cs="Courier New"/>
+          <w:sz w:val="24"/>
+          <w:szCs w:val="24"/>
         </w:rPr>
         <w:t>Sneaking and stealth mechanic:</w:t>
       </w:r>
@@ -149,19 +191,25 @@
         <w:pStyle w:val="PlainText"/>
         <w:rPr>
           <w:rFonts w:ascii="Courier New" w:hAnsi="Courier New" w:cs="Courier New"/>
-        </w:rPr>
-      </w:pPr>
-    </w:p>
-    <w:p>
-      <w:pPr>
-        <w:pStyle w:val="PlainText"/>
-        <w:rPr>
-          <w:rFonts w:ascii="Courier New" w:hAnsi="Courier New" w:cs="Courier New"/>
-        </w:rPr>
-      </w:pPr>
-      <w:r>
-        <w:rPr>
-          <w:rFonts w:ascii="Courier New" w:hAnsi="Courier New" w:cs="Courier New"/>
+          <w:sz w:val="24"/>
+          <w:szCs w:val="24"/>
+        </w:rPr>
+      </w:pPr>
+    </w:p>
+    <w:p>
+      <w:pPr>
+        <w:pStyle w:val="PlainText"/>
+        <w:rPr>
+          <w:rFonts w:ascii="Courier New" w:hAnsi="Courier New" w:cs="Courier New"/>
+          <w:sz w:val="24"/>
+          <w:szCs w:val="24"/>
+        </w:rPr>
+      </w:pPr>
+      <w:r>
+        <w:rPr>
+          <w:rFonts w:ascii="Courier New" w:hAnsi="Courier New" w:cs="Courier New"/>
+          <w:sz w:val="24"/>
+          <w:szCs w:val="24"/>
         </w:rPr>
         <w:t>This project is an Unreal Engine gameplay mechanic prototype which was developed via C++.</w:t>
       </w:r>
@@ -171,39 +219,43 @@
         <w:pStyle w:val="PlainText"/>
         <w:rPr>
           <w:rFonts w:ascii="Courier New" w:hAnsi="Courier New" w:cs="Courier New"/>
-        </w:rPr>
-      </w:pPr>
-      <w:r>
-        <w:rPr>
-          <w:rFonts w:ascii="Courier New" w:hAnsi="Courier New" w:cs="Courier New"/>
-        </w:rPr>
-        <w:t>This allows the AI to move to where the player last currently</w:t>
-      </w:r>
-      <w:r>
-        <w:rPr>
-          <w:rFonts w:ascii="Courier New" w:hAnsi="Courier New" w:cs="Courier New"/>
-        </w:rPr>
-        <w:t xml:space="preserve"> was, changing animations depending on it.</w:t>
-      </w:r>
-    </w:p>
-    <w:p>
-      <w:pPr>
-        <w:pStyle w:val="PlainText"/>
-        <w:rPr>
-          <w:rFonts w:ascii="Courier New" w:hAnsi="Courier New" w:cs="Courier New"/>
-        </w:rPr>
-      </w:pPr>
-    </w:p>
-    <w:p>
-      <w:pPr>
-        <w:pStyle w:val="PlainText"/>
-        <w:rPr>
-          <w:rFonts w:ascii="Courier New" w:hAnsi="Courier New" w:cs="Courier New"/>
-        </w:rPr>
-      </w:pPr>
-      <w:r>
-        <w:rPr>
-          <w:rFonts w:ascii="Courier New" w:hAnsi="Courier New" w:cs="Courier New"/>
+          <w:sz w:val="24"/>
+          <w:szCs w:val="24"/>
+        </w:rPr>
+      </w:pPr>
+      <w:r>
+        <w:rPr>
+          <w:rFonts w:ascii="Courier New" w:hAnsi="Courier New" w:cs="Courier New"/>
+          <w:sz w:val="24"/>
+          <w:szCs w:val="24"/>
+        </w:rPr>
+        <w:t>This allows the AI to move to where the player last currently was, changing animations depending on it.</w:t>
+      </w:r>
+    </w:p>
+    <w:p>
+      <w:pPr>
+        <w:pStyle w:val="PlainText"/>
+        <w:rPr>
+          <w:rFonts w:ascii="Courier New" w:hAnsi="Courier New" w:cs="Courier New"/>
+          <w:sz w:val="24"/>
+          <w:szCs w:val="24"/>
+        </w:rPr>
+      </w:pPr>
+    </w:p>
+    <w:p>
+      <w:pPr>
+        <w:pStyle w:val="PlainText"/>
+        <w:rPr>
+          <w:rFonts w:ascii="Courier New" w:hAnsi="Courier New" w:cs="Courier New"/>
+          <w:sz w:val="24"/>
+          <w:szCs w:val="24"/>
+        </w:rPr>
+      </w:pPr>
+      <w:r>
+        <w:rPr>
+          <w:rFonts w:ascii="Courier New" w:hAnsi="Courier New" w:cs="Courier New"/>
+          <w:sz w:val="24"/>
+          <w:szCs w:val="24"/>
         </w:rPr>
         <w:t>// Portfolio video Via MMUTUBE</w:t>
       </w:r>
@@ -213,11 +265,15 @@
         <w:pStyle w:val="PlainText"/>
         <w:rPr>
           <w:rFonts w:ascii="Courier New" w:hAnsi="Courier New" w:cs="Courier New"/>
-        </w:rPr>
-      </w:pPr>
-      <w:r>
-        <w:rPr>
-          <w:rFonts w:ascii="Courier New" w:hAnsi="Courier New" w:cs="Courier New"/>
+          <w:sz w:val="24"/>
+          <w:szCs w:val="24"/>
+        </w:rPr>
+      </w:pPr>
+      <w:r>
+        <w:rPr>
+          <w:rFonts w:ascii="Courier New" w:hAnsi="Courier New" w:cs="Courier New"/>
+          <w:sz w:val="24"/>
+          <w:szCs w:val="24"/>
         </w:rPr>
         <w:t>https://youtu.be/KtXdl6zZMrg</w:t>
       </w:r>
@@ -227,27 +283,35 @@
         <w:pStyle w:val="PlainText"/>
         <w:rPr>
           <w:rFonts w:ascii="Courier New" w:hAnsi="Courier New" w:cs="Courier New"/>
-        </w:rPr>
-      </w:pPr>
-    </w:p>
-    <w:p>
-      <w:pPr>
-        <w:pStyle w:val="PlainText"/>
-        <w:rPr>
-          <w:rFonts w:ascii="Courier New" w:hAnsi="Courier New" w:cs="Courier New"/>
-        </w:rPr>
-      </w:pPr>
-    </w:p>
-    <w:p>
-      <w:pPr>
-        <w:pStyle w:val="PlainText"/>
-        <w:rPr>
-          <w:rFonts w:ascii="Courier New" w:hAnsi="Courier New" w:cs="Courier New"/>
-        </w:rPr>
-      </w:pPr>
-      <w:r>
-        <w:rPr>
-          <w:rFonts w:ascii="Courier New" w:hAnsi="Courier New" w:cs="Courier New"/>
+          <w:sz w:val="24"/>
+          <w:szCs w:val="24"/>
+        </w:rPr>
+      </w:pPr>
+    </w:p>
+    <w:p>
+      <w:pPr>
+        <w:pStyle w:val="PlainText"/>
+        <w:rPr>
+          <w:rFonts w:ascii="Courier New" w:hAnsi="Courier New" w:cs="Courier New"/>
+          <w:sz w:val="24"/>
+          <w:szCs w:val="24"/>
+        </w:rPr>
+      </w:pPr>
+    </w:p>
+    <w:p>
+      <w:pPr>
+        <w:pStyle w:val="PlainText"/>
+        <w:rPr>
+          <w:rFonts w:ascii="Courier New" w:hAnsi="Courier New" w:cs="Courier New"/>
+          <w:sz w:val="24"/>
+          <w:szCs w:val="24"/>
+        </w:rPr>
+      </w:pPr>
+      <w:r>
+        <w:rPr>
+          <w:rFonts w:ascii="Courier New" w:hAnsi="Courier New" w:cs="Courier New"/>
+          <w:sz w:val="24"/>
+          <w:szCs w:val="24"/>
         </w:rPr>
         <w:t>How to Download and run the project:</w:t>
       </w:r>
@@ -257,19 +321,25 @@
         <w:pStyle w:val="PlainText"/>
         <w:rPr>
           <w:rFonts w:ascii="Courier New" w:hAnsi="Courier New" w:cs="Courier New"/>
-        </w:rPr>
-      </w:pPr>
-    </w:p>
-    <w:p>
-      <w:pPr>
-        <w:pStyle w:val="PlainText"/>
-        <w:rPr>
-          <w:rFonts w:ascii="Courier New" w:hAnsi="Courier New" w:cs="Courier New"/>
-        </w:rPr>
-      </w:pPr>
-      <w:r>
-        <w:rPr>
-          <w:rFonts w:ascii="Courier New" w:hAnsi="Courier New" w:cs="Courier New"/>
+          <w:sz w:val="24"/>
+          <w:szCs w:val="24"/>
+        </w:rPr>
+      </w:pPr>
+    </w:p>
+    <w:p>
+      <w:pPr>
+        <w:pStyle w:val="PlainText"/>
+        <w:rPr>
+          <w:rFonts w:ascii="Courier New" w:hAnsi="Courier New" w:cs="Courier New"/>
+          <w:sz w:val="24"/>
+          <w:szCs w:val="24"/>
+        </w:rPr>
+      </w:pPr>
+      <w:r>
+        <w:rPr>
+          <w:rFonts w:ascii="Courier New" w:hAnsi="Courier New" w:cs="Courier New"/>
+          <w:sz w:val="24"/>
+          <w:szCs w:val="24"/>
         </w:rPr>
         <w:t>Open the GitHub Repository link.</w:t>
       </w:r>
@@ -279,11 +349,15 @@
         <w:pStyle w:val="PlainText"/>
         <w:rPr>
           <w:rFonts w:ascii="Courier New" w:hAnsi="Courier New" w:cs="Courier New"/>
-        </w:rPr>
-      </w:pPr>
-      <w:r>
-        <w:rPr>
-          <w:rFonts w:ascii="Courier New" w:hAnsi="Courier New" w:cs="Courier New"/>
+          <w:sz w:val="24"/>
+          <w:szCs w:val="24"/>
+        </w:rPr>
+      </w:pPr>
+      <w:r>
+        <w:rPr>
+          <w:rFonts w:ascii="Courier New" w:hAnsi="Courier New" w:cs="Courier New"/>
+          <w:sz w:val="24"/>
+          <w:szCs w:val="24"/>
         </w:rPr>
         <w:t>Download or clone the repository.</w:t>
       </w:r>
@@ -293,31 +367,61 @@
         <w:pStyle w:val="PlainText"/>
         <w:rPr>
           <w:rFonts w:ascii="Courier New" w:hAnsi="Courier New" w:cs="Courier New"/>
-        </w:rPr>
-      </w:pPr>
-      <w:r>
-        <w:rPr>
-          <w:rFonts w:ascii="Courier New" w:hAnsi="Courier New" w:cs="Courier New"/>
-        </w:rPr>
-        <w:t>Open the .uproject file in Unreal e</w:t>
-      </w:r>
-      <w:r>
-        <w:rPr>
-          <w:rFonts w:ascii="Courier New" w:hAnsi="Courier New" w:cs="Courier New"/>
-        </w:rPr>
-        <w:t>ngine</w:t>
-      </w:r>
-    </w:p>
-    <w:p>
-      <w:pPr>
-        <w:pStyle w:val="PlainText"/>
-        <w:rPr>
-          <w:rFonts w:ascii="Courier New" w:hAnsi="Courier New" w:cs="Courier New"/>
-        </w:rPr>
-      </w:pPr>
-      <w:r>
-        <w:rPr>
-          <w:rFonts w:ascii="Courier New" w:hAnsi="Courier New" w:cs="Courier New"/>
+          <w:sz w:val="24"/>
+          <w:szCs w:val="24"/>
+        </w:rPr>
+      </w:pPr>
+      <w:r>
+        <w:rPr>
+          <w:rFonts w:ascii="Courier New" w:hAnsi="Courier New" w:cs="Courier New"/>
+          <w:sz w:val="24"/>
+          <w:szCs w:val="24"/>
+        </w:rPr>
+        <w:t xml:space="preserve">Open </w:t>
+      </w:r>
+      <w:proofErr w:type="gramStart"/>
+      <w:r>
+        <w:rPr>
+          <w:rFonts w:ascii="Courier New" w:hAnsi="Courier New" w:cs="Courier New"/>
+          <w:sz w:val="24"/>
+          <w:szCs w:val="24"/>
+        </w:rPr>
+        <w:t>the .</w:t>
+      </w:r>
+      <w:proofErr w:type="spellStart"/>
+      <w:r>
+        <w:rPr>
+          <w:rFonts w:ascii="Courier New" w:hAnsi="Courier New" w:cs="Courier New"/>
+          <w:sz w:val="24"/>
+          <w:szCs w:val="24"/>
+        </w:rPr>
+        <w:t>uproject</w:t>
+      </w:r>
+      <w:proofErr w:type="spellEnd"/>
+      <w:proofErr w:type="gramEnd"/>
+      <w:r>
+        <w:rPr>
+          <w:rFonts w:ascii="Courier New" w:hAnsi="Courier New" w:cs="Courier New"/>
+          <w:sz w:val="24"/>
+          <w:szCs w:val="24"/>
+        </w:rPr>
+        <w:t xml:space="preserve"> file in Unreal engine</w:t>
+      </w:r>
+    </w:p>
+    <w:p>
+      <w:pPr>
+        <w:pStyle w:val="PlainText"/>
+        <w:rPr>
+          <w:rFonts w:ascii="Courier New" w:hAnsi="Courier New" w:cs="Courier New"/>
+          <w:sz w:val="24"/>
+          <w:szCs w:val="24"/>
+        </w:rPr>
+      </w:pPr>
+      <w:r>
+        <w:rPr>
+          <w:rFonts w:ascii="Courier New" w:hAnsi="Courier New" w:cs="Courier New"/>
+          <w:sz w:val="24"/>
+          <w:szCs w:val="24"/>
         </w:rPr>
         <w:t>Let Unreal Engine rebuild any project files if asked.</w:t>
       </w:r>
@@ -327,11 +431,15 @@
         <w:pStyle w:val="PlainText"/>
         <w:rPr>
           <w:rFonts w:ascii="Courier New" w:hAnsi="Courier New" w:cs="Courier New"/>
-        </w:rPr>
-      </w:pPr>
-      <w:r>
-        <w:rPr>
-          <w:rFonts w:ascii="Courier New" w:hAnsi="Courier New" w:cs="Courier New"/>
+          <w:sz w:val="24"/>
+          <w:szCs w:val="24"/>
+        </w:rPr>
+      </w:pPr>
+      <w:r>
+        <w:rPr>
+          <w:rFonts w:ascii="Courier New" w:hAnsi="Courier New" w:cs="Courier New"/>
+          <w:sz w:val="24"/>
+          <w:szCs w:val="24"/>
         </w:rPr>
         <w:t>Open the main level to test the mechanic.</w:t>
       </w:r>
@@ -341,19 +449,25 @@
         <w:pStyle w:val="PlainText"/>
         <w:rPr>
           <w:rFonts w:ascii="Courier New" w:hAnsi="Courier New" w:cs="Courier New"/>
-        </w:rPr>
-      </w:pPr>
-    </w:p>
-    <w:p>
-      <w:pPr>
-        <w:pStyle w:val="PlainText"/>
-        <w:rPr>
-          <w:rFonts w:ascii="Courier New" w:hAnsi="Courier New" w:cs="Courier New"/>
-        </w:rPr>
-      </w:pPr>
-      <w:r>
-        <w:rPr>
-          <w:rFonts w:ascii="Courier New" w:hAnsi="Courier New" w:cs="Courier New"/>
+          <w:sz w:val="24"/>
+          <w:szCs w:val="24"/>
+        </w:rPr>
+      </w:pPr>
+    </w:p>
+    <w:p>
+      <w:pPr>
+        <w:pStyle w:val="PlainText"/>
+        <w:rPr>
+          <w:rFonts w:ascii="Courier New" w:hAnsi="Courier New" w:cs="Courier New"/>
+          <w:sz w:val="24"/>
+          <w:szCs w:val="24"/>
+        </w:rPr>
+      </w:pPr>
+      <w:r>
+        <w:rPr>
+          <w:rFonts w:ascii="Courier New" w:hAnsi="Courier New" w:cs="Courier New"/>
+          <w:sz w:val="24"/>
+          <w:szCs w:val="24"/>
         </w:rPr>
         <w:t>Unreal Engine 5.6 Will be needed.</w:t>
       </w:r>
@@ -363,19 +477,25 @@
         <w:pStyle w:val="PlainText"/>
         <w:rPr>
           <w:rFonts w:ascii="Courier New" w:hAnsi="Courier New" w:cs="Courier New"/>
-        </w:rPr>
-      </w:pPr>
-    </w:p>
-    <w:p>
-      <w:pPr>
-        <w:pStyle w:val="PlainText"/>
-        <w:rPr>
-          <w:rFonts w:ascii="Courier New" w:hAnsi="Courier New" w:cs="Courier New"/>
-        </w:rPr>
-      </w:pPr>
-      <w:r>
-        <w:rPr>
-          <w:rFonts w:ascii="Courier New" w:hAnsi="Courier New" w:cs="Courier New"/>
+          <w:sz w:val="24"/>
+          <w:szCs w:val="24"/>
+        </w:rPr>
+      </w:pPr>
+    </w:p>
+    <w:p>
+      <w:pPr>
+        <w:pStyle w:val="PlainText"/>
+        <w:rPr>
+          <w:rFonts w:ascii="Courier New" w:hAnsi="Courier New" w:cs="Courier New"/>
+          <w:sz w:val="24"/>
+          <w:szCs w:val="24"/>
+        </w:rPr>
+      </w:pPr>
+      <w:r>
+        <w:rPr>
+          <w:rFonts w:ascii="Courier New" w:hAnsi="Courier New" w:cs="Courier New"/>
+          <w:sz w:val="24"/>
+          <w:szCs w:val="24"/>
         </w:rPr>
         <w:t>Visual Studio will be needed.</w:t>
       </w:r>
@@ -385,19 +505,25 @@
         <w:pStyle w:val="PlainText"/>
         <w:rPr>
           <w:rFonts w:ascii="Courier New" w:hAnsi="Courier New" w:cs="Courier New"/>
-        </w:rPr>
-      </w:pPr>
-    </w:p>
-    <w:p>
-      <w:pPr>
-        <w:pStyle w:val="PlainText"/>
-        <w:rPr>
-          <w:rFonts w:ascii="Courier New" w:hAnsi="Courier New" w:cs="Courier New"/>
-        </w:rPr>
-      </w:pPr>
-      <w:r>
-        <w:rPr>
-          <w:rFonts w:ascii="Courier New" w:hAnsi="Courier New" w:cs="Courier New"/>
+          <w:sz w:val="24"/>
+          <w:szCs w:val="24"/>
+        </w:rPr>
+      </w:pPr>
+    </w:p>
+    <w:p>
+      <w:pPr>
+        <w:pStyle w:val="PlainText"/>
+        <w:rPr>
+          <w:rFonts w:ascii="Courier New" w:hAnsi="Courier New" w:cs="Courier New"/>
+          <w:sz w:val="24"/>
+          <w:szCs w:val="24"/>
+        </w:rPr>
+      </w:pPr>
+      <w:r>
+        <w:rPr>
+          <w:rFonts w:ascii="Courier New" w:hAnsi="Courier New" w:cs="Courier New"/>
+          <w:sz w:val="24"/>
+          <w:szCs w:val="24"/>
         </w:rPr>
         <w:t>The controls are default Unreal settings, apart from:</w:t>
       </w:r>
@@ -407,39 +533,43 @@
         <w:pStyle w:val="PlainText"/>
         <w:rPr>
           <w:rFonts w:ascii="Courier New" w:hAnsi="Courier New" w:cs="Courier New"/>
-        </w:rPr>
-      </w:pPr>
-    </w:p>
-    <w:p>
-      <w:pPr>
-        <w:pStyle w:val="PlainText"/>
-        <w:rPr>
-          <w:rFonts w:ascii="Courier New" w:hAnsi="Courier New" w:cs="Courier New"/>
-        </w:rPr>
-      </w:pPr>
-      <w:r>
-        <w:rPr>
-          <w:rFonts w:ascii="Courier New" w:hAnsi="Courier New" w:cs="Courier New"/>
-        </w:rPr>
-        <w:t>SHIFT, that will be us</w:t>
-      </w:r>
-      <w:r>
-        <w:rPr>
-          <w:rFonts w:ascii="Courier New" w:hAnsi="Courier New" w:cs="Courier New"/>
-        </w:rPr>
-        <w:t>ed to allow the player to sprint.</w:t>
-      </w:r>
-    </w:p>
-    <w:p>
-      <w:pPr>
-        <w:pStyle w:val="PlainText"/>
-        <w:rPr>
-          <w:rFonts w:ascii="Courier New" w:hAnsi="Courier New" w:cs="Courier New"/>
-        </w:rPr>
-      </w:pPr>
-      <w:r>
-        <w:rPr>
-          <w:rFonts w:ascii="Courier New" w:hAnsi="Courier New" w:cs="Courier New"/>
+          <w:sz w:val="24"/>
+          <w:szCs w:val="24"/>
+        </w:rPr>
+      </w:pPr>
+    </w:p>
+    <w:p>
+      <w:pPr>
+        <w:pStyle w:val="PlainText"/>
+        <w:rPr>
+          <w:rFonts w:ascii="Courier New" w:hAnsi="Courier New" w:cs="Courier New"/>
+          <w:sz w:val="24"/>
+          <w:szCs w:val="24"/>
+        </w:rPr>
+      </w:pPr>
+      <w:r>
+        <w:rPr>
+          <w:rFonts w:ascii="Courier New" w:hAnsi="Courier New" w:cs="Courier New"/>
+          <w:sz w:val="24"/>
+          <w:szCs w:val="24"/>
+        </w:rPr>
+        <w:t>SHIFT, that will be used to allow the player to sprint.</w:t>
+      </w:r>
+    </w:p>
+    <w:p>
+      <w:pPr>
+        <w:pStyle w:val="PlainText"/>
+        <w:rPr>
+          <w:rFonts w:ascii="Courier New" w:hAnsi="Courier New" w:cs="Courier New"/>
+          <w:sz w:val="24"/>
+          <w:szCs w:val="24"/>
+        </w:rPr>
+      </w:pPr>
+      <w:r>
+        <w:rPr>
+          <w:rFonts w:ascii="Courier New" w:hAnsi="Courier New" w:cs="Courier New"/>
+          <w:sz w:val="24"/>
+          <w:szCs w:val="24"/>
         </w:rPr>
         <w:t>CTRL, that will be used to allow the player to crouch.</w:t>
       </w:r>
@@ -449,19 +579,25 @@
         <w:pStyle w:val="PlainText"/>
         <w:rPr>
           <w:rFonts w:ascii="Courier New" w:hAnsi="Courier New" w:cs="Courier New"/>
-        </w:rPr>
-      </w:pPr>
-    </w:p>
-    <w:p>
-      <w:pPr>
-        <w:pStyle w:val="PlainText"/>
-        <w:rPr>
-          <w:rFonts w:ascii="Courier New" w:hAnsi="Courier New" w:cs="Courier New"/>
-        </w:rPr>
-      </w:pPr>
-      <w:r>
-        <w:rPr>
-          <w:rFonts w:ascii="Courier New" w:hAnsi="Courier New" w:cs="Courier New"/>
+          <w:sz w:val="24"/>
+          <w:szCs w:val="24"/>
+        </w:rPr>
+      </w:pPr>
+    </w:p>
+    <w:p>
+      <w:pPr>
+        <w:pStyle w:val="PlainText"/>
+        <w:rPr>
+          <w:rFonts w:ascii="Courier New" w:hAnsi="Courier New" w:cs="Courier New"/>
+          <w:sz w:val="24"/>
+          <w:szCs w:val="24"/>
+        </w:rPr>
+      </w:pPr>
+      <w:r>
+        <w:rPr>
+          <w:rFonts w:ascii="Courier New" w:hAnsi="Courier New" w:cs="Courier New"/>
+          <w:sz w:val="24"/>
+          <w:szCs w:val="24"/>
         </w:rPr>
         <w:t>The mechanic uses C++ to handle:</w:t>
       </w:r>
@@ -471,19 +607,25 @@
         <w:pStyle w:val="PlainText"/>
         <w:rPr>
           <w:rFonts w:ascii="Courier New" w:hAnsi="Courier New" w:cs="Courier New"/>
-        </w:rPr>
-      </w:pPr>
-    </w:p>
-    <w:p>
-      <w:pPr>
-        <w:pStyle w:val="PlainText"/>
-        <w:rPr>
-          <w:rFonts w:ascii="Courier New" w:hAnsi="Courier New" w:cs="Courier New"/>
-        </w:rPr>
-      </w:pPr>
-      <w:r>
-        <w:rPr>
-          <w:rFonts w:ascii="Courier New" w:hAnsi="Courier New" w:cs="Courier New"/>
+          <w:sz w:val="24"/>
+          <w:szCs w:val="24"/>
+        </w:rPr>
+      </w:pPr>
+    </w:p>
+    <w:p>
+      <w:pPr>
+        <w:pStyle w:val="PlainText"/>
+        <w:rPr>
+          <w:rFonts w:ascii="Courier New" w:hAnsi="Courier New" w:cs="Courier New"/>
+          <w:sz w:val="24"/>
+          <w:szCs w:val="24"/>
+        </w:rPr>
+      </w:pPr>
+      <w:r>
+        <w:rPr>
+          <w:rFonts w:ascii="Courier New" w:hAnsi="Courier New" w:cs="Courier New"/>
+          <w:sz w:val="24"/>
+          <w:szCs w:val="24"/>
         </w:rPr>
         <w:t>SHIFT and CTRL:</w:t>
       </w:r>
@@ -493,11 +635,15 @@
         <w:pStyle w:val="PlainText"/>
         <w:rPr>
           <w:rFonts w:ascii="Courier New" w:hAnsi="Courier New" w:cs="Courier New"/>
-        </w:rPr>
-      </w:pPr>
-      <w:r>
-        <w:rPr>
-          <w:rFonts w:ascii="Courier New" w:hAnsi="Courier New" w:cs="Courier New"/>
+          <w:sz w:val="24"/>
+          <w:szCs w:val="24"/>
+        </w:rPr>
+      </w:pPr>
+      <w:r>
+        <w:rPr>
+          <w:rFonts w:ascii="Courier New" w:hAnsi="Courier New" w:cs="Courier New"/>
+          <w:sz w:val="24"/>
+          <w:szCs w:val="24"/>
         </w:rPr>
         <w:t>AI Detection</w:t>
       </w:r>
@@ -507,11 +653,15 @@
         <w:pStyle w:val="PlainText"/>
         <w:rPr>
           <w:rFonts w:ascii="Courier New" w:hAnsi="Courier New" w:cs="Courier New"/>
-        </w:rPr>
-      </w:pPr>
-      <w:r>
-        <w:rPr>
-          <w:rFonts w:ascii="Courier New" w:hAnsi="Courier New" w:cs="Courier New"/>
+          <w:sz w:val="24"/>
+          <w:szCs w:val="24"/>
+        </w:rPr>
+      </w:pPr>
+      <w:r>
+        <w:rPr>
+          <w:rFonts w:ascii="Courier New" w:hAnsi="Courier New" w:cs="Courier New"/>
+          <w:sz w:val="24"/>
+          <w:szCs w:val="24"/>
         </w:rPr>
         <w:t>Debug logs and blackboard changes</w:t>
       </w:r>
@@ -521,11 +671,15 @@
         <w:pStyle w:val="PlainText"/>
         <w:rPr>
           <w:rFonts w:ascii="Courier New" w:hAnsi="Courier New" w:cs="Courier New"/>
-        </w:rPr>
-      </w:pPr>
-      <w:r>
-        <w:rPr>
-          <w:rFonts w:ascii="Courier New" w:hAnsi="Courier New" w:cs="Courier New"/>
+          <w:sz w:val="24"/>
+          <w:szCs w:val="24"/>
+        </w:rPr>
+      </w:pPr>
+      <w:r>
+        <w:rPr>
+          <w:rFonts w:ascii="Courier New" w:hAnsi="Courier New" w:cs="Courier New"/>
+          <w:sz w:val="24"/>
+          <w:szCs w:val="24"/>
         </w:rPr>
         <w:t>Animation changes</w:t>
       </w:r>
@@ -535,8 +689,226 @@
         <w:pStyle w:val="PlainText"/>
         <w:rPr>
           <w:rFonts w:ascii="Courier New" w:hAnsi="Courier New" w:cs="Courier New"/>
-        </w:rPr>
-      </w:pPr>
+          <w:sz w:val="24"/>
+          <w:szCs w:val="24"/>
+        </w:rPr>
+      </w:pPr>
+    </w:p>
+    <w:p>
+      <w:pPr>
+        <w:pStyle w:val="PlainText"/>
+        <w:rPr>
+          <w:rFonts w:ascii="Courier New" w:hAnsi="Courier New" w:cs="Courier New"/>
+          <w:sz w:val="24"/>
+          <w:szCs w:val="24"/>
+        </w:rPr>
+      </w:pPr>
+    </w:p>
+    <w:p>
+      <w:pPr>
+        <w:pStyle w:val="PlainText"/>
+        <w:rPr>
+          <w:rFonts w:ascii="Courier New" w:hAnsi="Courier New" w:cs="Courier New"/>
+          <w:sz w:val="24"/>
+          <w:szCs w:val="24"/>
+        </w:rPr>
+      </w:pPr>
+      <w:r>
+        <w:rPr>
+          <w:rFonts w:ascii="Courier New" w:hAnsi="Courier New" w:cs="Courier New"/>
+          <w:sz w:val="24"/>
+          <w:szCs w:val="24"/>
+        </w:rPr>
+        <w:t>Assets used:</w:t>
+      </w:r>
+    </w:p>
+    <w:p>
+      <w:pPr>
+        <w:pStyle w:val="PlainText"/>
+        <w:rPr>
+          <w:rFonts w:ascii="Courier New" w:hAnsi="Courier New" w:cs="Courier New"/>
+          <w:sz w:val="24"/>
+          <w:szCs w:val="24"/>
+        </w:rPr>
+      </w:pPr>
+    </w:p>
+    <w:p>
+      <w:pPr>
+        <w:pStyle w:val="PlainText"/>
+        <w:rPr>
+          <w:rFonts w:ascii="Inter Tight" w:hAnsi="Inter Tight"/>
+          <w:b/>
+          <w:bCs/>
+          <w:color w:val="FFFFFF"/>
+          <w:spacing w:val="4"/>
+          <w:sz w:val="24"/>
+          <w:szCs w:val="24"/>
+          <w:shd w:val="clear" w:color="auto" w:fill="18181C"/>
+        </w:rPr>
+      </w:pPr>
+      <w:r>
+        <w:rPr>
+          <w:rFonts w:ascii="Courier New" w:hAnsi="Courier New" w:cs="Courier New"/>
+          <w:sz w:val="24"/>
+          <w:szCs w:val="24"/>
+        </w:rPr>
+        <w:t xml:space="preserve">Adventure Character: By </w:t>
+      </w:r>
+      <w:proofErr w:type="spellStart"/>
+      <w:r>
+        <w:rPr>
+          <w:rFonts w:ascii="Inter Tight" w:hAnsi="Inter Tight"/>
+          <w:b/>
+          <w:bCs/>
+          <w:color w:val="FFFFFF"/>
+          <w:spacing w:val="4"/>
+          <w:sz w:val="24"/>
+          <w:szCs w:val="24"/>
+          <w:shd w:val="clear" w:color="auto" w:fill="18181C"/>
+        </w:rPr>
+        <w:t>Bugrimov</w:t>
+      </w:r>
+      <w:proofErr w:type="spellEnd"/>
+      <w:r>
+        <w:rPr>
+          <w:rFonts w:ascii="Inter Tight" w:hAnsi="Inter Tight"/>
+          <w:b/>
+          <w:bCs/>
+          <w:color w:val="FFFFFF"/>
+          <w:spacing w:val="4"/>
+          <w:sz w:val="24"/>
+          <w:szCs w:val="24"/>
+          <w:shd w:val="clear" w:color="auto" w:fill="18181C"/>
+        </w:rPr>
+        <w:t xml:space="preserve"> Maksim</w:t>
+      </w:r>
+    </w:p>
+    <w:p>
+      <w:pPr>
+        <w:pStyle w:val="PlainText"/>
+        <w:rPr>
+          <w:rFonts w:ascii="Inter Tight" w:hAnsi="Inter Tight"/>
+          <w:b/>
+          <w:bCs/>
+          <w:color w:val="FFFFFF"/>
+          <w:spacing w:val="4"/>
+          <w:sz w:val="24"/>
+          <w:szCs w:val="24"/>
+          <w:shd w:val="clear" w:color="auto" w:fill="18181C"/>
+        </w:rPr>
+      </w:pPr>
+    </w:p>
+    <w:p>
+      <w:pPr>
+        <w:rPr>
+          <w:rFonts w:ascii="Arial" w:eastAsia="Times New Roman" w:hAnsi="Arial" w:cs="Arial"/>
+          <w:color w:val="1CAAD9"/>
+          <w:sz w:val="27"/>
+          <w:szCs w:val="27"/>
+          <w:shd w:val="clear" w:color="auto" w:fill="FFFFFF"/>
+          <w:lang w:eastAsia="en-GB"/>
+        </w:rPr>
+      </w:pPr>
+      <w:proofErr w:type="spellStart"/>
+      <w:r>
+        <w:rPr>
+          <w:rFonts w:ascii="Inter Tight" w:hAnsi="Inter Tight"/>
+          <w:b/>
+          <w:bCs/>
+          <w:color w:val="FFFFFF"/>
+          <w:spacing w:val="4"/>
+          <w:sz w:val="24"/>
+          <w:szCs w:val="24"/>
+          <w:shd w:val="clear" w:color="auto" w:fill="18181C"/>
+        </w:rPr>
+        <w:t>BriefCase</w:t>
+      </w:r>
+      <w:proofErr w:type="spellEnd"/>
+      <w:r>
+        <w:rPr>
+          <w:rFonts w:ascii="Inter Tight" w:hAnsi="Inter Tight"/>
+          <w:b/>
+          <w:bCs/>
+          <w:color w:val="FFFFFF"/>
+          <w:spacing w:val="4"/>
+          <w:sz w:val="24"/>
+          <w:szCs w:val="24"/>
+          <w:shd w:val="clear" w:color="auto" w:fill="18181C"/>
+        </w:rPr>
+        <w:t xml:space="preserve"> with money: By </w:t>
+      </w:r>
+      <w:r>
+        <w:rPr>
+          <w:rFonts w:ascii="Times New Roman" w:eastAsia="Times New Roman" w:hAnsi="Times New Roman" w:cs="Times New Roman"/>
+          <w:sz w:val="24"/>
+          <w:szCs w:val="24"/>
+          <w:lang w:eastAsia="en-GB"/>
+        </w:rPr>
+        <w:fldChar w:fldCharType="begin"/>
+      </w:r>
+      <w:r>
+        <w:rPr>
+          <w:rFonts w:ascii="Times New Roman" w:eastAsia="Times New Roman" w:hAnsi="Times New Roman" w:cs="Times New Roman"/>
+          <w:sz w:val="24"/>
+          <w:szCs w:val="24"/>
+          <w:lang w:eastAsia="en-GB"/>
+        </w:rPr>
+        <w:instrText xml:space="preserve"> HYPERLINK "https://sketchfab.com/TampaJoey" </w:instrText>
+      </w:r>
+      <w:r>
+        <w:rPr>
+          <w:rFonts w:ascii="Times New Roman" w:eastAsia="Times New Roman" w:hAnsi="Times New Roman" w:cs="Times New Roman"/>
+          <w:sz w:val="24"/>
+          <w:szCs w:val="24"/>
+          <w:lang w:eastAsia="en-GB"/>
+        </w:rPr>
+        <w:fldChar w:fldCharType="separate"/>
+      </w:r>
+    </w:p>
+    <w:p>
+      <w:pPr>
+        <w:spacing w:after="0" w:line="240" w:lineRule="auto"/>
+        <w:rPr>
+          <w:rFonts w:ascii="Times New Roman" w:eastAsia="Times New Roman" w:hAnsi="Times New Roman" w:cs="Times New Roman"/>
+          <w:sz w:val="24"/>
+          <w:szCs w:val="24"/>
+          <w:lang w:eastAsia="en-GB"/>
+        </w:rPr>
+      </w:pPr>
+      <w:proofErr w:type="spellStart"/>
+      <w:r>
+        <w:rPr>
+          <w:rFonts w:ascii="Arial" w:eastAsia="Times New Roman" w:hAnsi="Arial" w:cs="Arial"/>
+          <w:b/>
+          <w:bCs/>
+          <w:color w:val="1CAAD9"/>
+          <w:sz w:val="21"/>
+          <w:szCs w:val="21"/>
+          <w:shd w:val="clear" w:color="auto" w:fill="FFFFFF"/>
+          <w:lang w:eastAsia="en-GB"/>
+        </w:rPr>
+        <w:t>TampaJoey</w:t>
+      </w:r>
+      <w:proofErr w:type="spellEnd"/>
+    </w:p>
+    <w:p>
+      <w:pPr>
+        <w:pStyle w:val="PlainText"/>
+        <w:rPr>
+          <w:rFonts w:ascii="Courier New" w:hAnsi="Courier New" w:cs="Courier New"/>
+          <w:sz w:val="24"/>
+          <w:szCs w:val="24"/>
+        </w:rPr>
+      </w:pPr>
+      <w:r>
+        <w:rPr>
+          <w:rFonts w:ascii="Times New Roman" w:eastAsia="Times New Roman" w:hAnsi="Times New Roman" w:cs="Times New Roman"/>
+          <w:sz w:val="24"/>
+          <w:szCs w:val="24"/>
+          <w:lang w:eastAsia="en-GB"/>
+        </w:rPr>
+        <w:fldChar w:fldCharType="end"/>
+      </w:r>
     </w:p>
     <w:p>
       <w:pPr>
@@ -1018,6 +1390,23 @@
       <w:szCs w:val="21"/>
     </w:rPr>
   </w:style>
+  <w:style w:type="character" w:styleId="Hyperlink">
+    <w:name w:val="Hyperlink"/>
+    <w:basedOn w:val="DefaultParagraphFont"/>
+    <w:uiPriority w:val="99"/>
+    <w:semiHidden/>
+    <w:unhideWhenUsed/>
+    <w:rsid w:val="00544602"/>
+    <w:rPr>
+      <w:color w:val="0000FF"/>
+      <w:u w:val="single"/>
+    </w:rPr>
+  </w:style>
+  <w:style w:type="character" w:customStyle="1" w:styleId="username-wrapper">
+    <w:name w:val="username-wrapper"/>
+    <w:basedOn w:val="DefaultParagraphFont"/>
+    <w:rsid w:val="00544602"/>
+  </w:style>
 </w:styles>
 </file>
 
